--- a/Tareas/Tarea 3 - T.Grupal G1/Grupo 1 Informe.docx
+++ b/Tareas/Tarea 3 - T.Grupal G1/Grupo 1 Informe.docx
@@ -84,26 +84,29 @@
           <w:bCs/>
           <w:sz w:val="16"/>
           <w:szCs w:val="16"/>
-        </w:rPr>
-      </w:pPr>
-      <w:r>
-        <w:rPr>
-          <w:b/>
-          <w:bCs/>
-          <w:sz w:val="16"/>
-          <w:szCs w:val="16"/>
-        </w:rPr>
-        <w:t xml:space="preserve">│   </w:t>
-      </w:r>
-      <w:proofErr w:type="spellStart"/>
-      <w:r>
-        <w:rPr>
-          <w:b/>
-          <w:bCs/>
-          <w:sz w:val="16"/>
-          <w:szCs w:val="16"/>
-        </w:rPr>
-        <w:t>docker-compose.yml</w:t>
+          <w:lang w:val="en-US"/>
+        </w:rPr>
+      </w:pPr>
+      <w:r>
+        <w:rPr>
+          <w:b/>
+          <w:bCs/>
+          <w:sz w:val="16"/>
+          <w:szCs w:val="16"/>
+          <w:lang w:val="en-US"/>
+        </w:rPr>
+        <w:t>│   docker-</w:t>
+      </w:r>
+      <w:proofErr w:type="spellStart"/>
+      <w:r>
+        <w:rPr>
+          <w:b/>
+          <w:bCs/>
+          <w:sz w:val="16"/>
+          <w:szCs w:val="16"/>
+          <w:lang w:val="en-US"/>
+        </w:rPr>
+        <w:t>compose.yml</w:t>
       </w:r>
       <w:proofErr w:type="spellEnd"/>
     </w:p>
@@ -1096,16 +1099,47 @@
         <w:rPr>
           <w:b/>
           <w:bCs/>
-          <w:sz w:val="16"/>
-          <w:szCs w:val="16"/>
-        </w:rPr>
-      </w:pPr>
-      <w:r>
-        <w:rPr>
-          <w:b/>
-          <w:bCs/>
-          <w:sz w:val="16"/>
-          <w:szCs w:val="16"/>
+          <w:lang w:val="en-US"/>
+        </w:rPr>
+      </w:pPr>
+      <w:r>
+        <w:rPr>
+          <w:b/>
+          <w:bCs/>
+          <w:lang w:val="en-US"/>
+        </w:rPr>
+        <w:t xml:space="preserve">Enlace : </w:t>
+      </w:r>
+      <w:hyperlink r:id="rId5" w:history="1">
+        <w:r>
+          <w:rPr>
+            <w:rStyle w:val="Hipervnculo"/>
+            <w:b/>
+            <w:bCs/>
+            <w:lang w:val="en-US"/>
+          </w:rPr>
+          <w:t>https://github.com/dominique01Cruz/Cruz.Manuel-Com600-2-26/tree/5f6f7d8d2c56759cf644f68c018948044bb9d3c7/Tareas/Tarea%203%20-%20T.Grupal%20G1</w:t>
+        </w:r>
+      </w:hyperlink>
+    </w:p>
+    <w:p>
+      <w:pPr>
+        <w:rPr>
+          <w:b/>
+          <w:bCs/>
+          <w:sz w:val="16"/>
+          <w:szCs w:val="16"/>
+          <w:u w:val="single"/>
+          <w:lang w:val="en-US"/>
+        </w:rPr>
+      </w:pPr>
+      <w:r>
+        <w:rPr>
+          <w:b/>
+          <w:bCs/>
+          <w:sz w:val="16"/>
+          <w:szCs w:val="16"/>
+          <w:lang w:val="en-US"/>
         </w:rPr>
         <w:br w:type="page"/>
       </w:r>
@@ -1376,11 +1410,11 @@
           </w:tcPr>
           <w:p>
             <w:r>
-              <w:t>5. G</w:t>
+              <w:t xml:space="preserve">5. </w:t>
             </w:r>
             <w:proofErr w:type="spellStart"/>
             <w:r>
-              <w:t>raphQL</w:t>
+              <w:t>GraphQL</w:t>
             </w:r>
             <w:proofErr w:type="spellEnd"/>
             <w:r>
@@ -1449,11 +1483,11 @@
           </w:tcPr>
           <w:p>
             <w:r>
-              <w:t>5. G</w:t>
+              <w:t xml:space="preserve">5. </w:t>
             </w:r>
             <w:proofErr w:type="spellStart"/>
             <w:r>
-              <w:t>raphQL</w:t>
+              <w:t>GraphQL</w:t>
             </w:r>
             <w:proofErr w:type="spellEnd"/>
             <w:r>
@@ -1522,11 +1556,11 @@
           </w:tcPr>
           <w:p>
             <w:r>
-              <w:t>6. g</w:t>
+              <w:t xml:space="preserve">6. </w:t>
             </w:r>
             <w:proofErr w:type="spellStart"/>
             <w:r>
-              <w:t>RPC</w:t>
+              <w:t>gRPC</w:t>
             </w:r>
             <w:proofErr w:type="spellEnd"/>
             <w:r>
@@ -1600,7 +1634,13 @@
             <w:vAlign w:val="center"/>
             <w:hideMark/>
           </w:tcPr>
-          <w:p/>
+          <w:p>
+            <w:pPr>
+              <w:rPr>
+                <w:lang w:val="en-US"/>
+              </w:rPr>
+            </w:pPr>
+          </w:p>
         </w:tc>
       </w:tr>
     </w:tbl>
@@ -3172,7 +3212,7 @@
     <w:p>
       <w:r>
         <w:pict w14:anchorId="50E57FFB">
-          <v:rect id="_x0000_i1031" style="width:0;height:.75pt" o:hralign="center" o:hrstd="t" o:hr="t" fillcolor="#a0a0a0" stroked="f"/>
+          <v:rect id="_x0000_i1025" style="width:0;height:.75pt" o:hralign="center" o:hrstd="t" o:hr="t" fillcolor="#a0a0a0" stroked="f"/>
         </w:pict>
       </w:r>
     </w:p>
@@ -3461,7 +3501,7 @@
       <w:r>
         <w:t>Documentación oficial de Spring Boot: </w:t>
       </w:r>
-      <w:hyperlink r:id="rId5" w:tgtFrame="_blank" w:history="1">
+      <w:hyperlink r:id="rId6" w:tgtFrame="_blank" w:history="1">
         <w:r>
           <w:rPr>
             <w:rStyle w:val="Hipervnculo"/>
@@ -3488,7 +3528,7 @@
       <w:r>
         <w:t xml:space="preserve"> en Spring: </w:t>
       </w:r>
-      <w:hyperlink r:id="rId6" w:tgtFrame="_blank" w:history="1">
+      <w:hyperlink r:id="rId7" w:tgtFrame="_blank" w:history="1">
         <w:r>
           <w:rPr>
             <w:rStyle w:val="Hipervnculo"/>
@@ -3515,7 +3555,7 @@
       <w:r>
         <w:t xml:space="preserve"> Java: </w:t>
       </w:r>
-      <w:hyperlink r:id="rId7" w:tgtFrame="_blank" w:history="1">
+      <w:hyperlink r:id="rId8" w:tgtFrame="_blank" w:history="1">
         <w:r>
           <w:rPr>
             <w:rStyle w:val="Hipervnculo"/>
@@ -3542,7 +3582,7 @@
       <w:r>
         <w:t>: </w:t>
       </w:r>
-      <w:hyperlink r:id="rId8" w:tgtFrame="_blank" w:history="1">
+      <w:hyperlink r:id="rId9" w:tgtFrame="_blank" w:history="1">
         <w:r>
           <w:rPr>
             <w:rStyle w:val="Hipervnculo"/>
@@ -3568,7 +3608,7 @@
       </w:r>
     </w:p>
     <w:p>
-      <w:hyperlink r:id="rId9" w:history="1">
+      <w:hyperlink r:id="rId10" w:history="1">
         <w:r>
           <w:rPr>
             <w:rStyle w:val="Hipervnculo"/>
@@ -3596,7 +3636,7 @@
                       <pic:cNvPicPr/>
                     </pic:nvPicPr>
                     <pic:blipFill>
-                      <a:blip r:embed="rId10"/>
+                      <a:blip r:embed="rId11"/>
                       <a:stretch>
                         <a:fillRect/>
                       </a:stretch>
@@ -3619,7 +3659,7 @@
       </w:hyperlink>
     </w:p>
     <w:p>
-      <w:hyperlink r:id="rId11" w:history="1">
+      <w:hyperlink r:id="rId12" w:history="1">
         <w:r>
           <w:rPr>
             <w:rStyle w:val="Hipervnculo"/>
@@ -3649,7 +3689,7 @@
                     <pic:cNvPicPr/>
                   </pic:nvPicPr>
                   <pic:blipFill>
-                    <a:blip r:embed="rId12"/>
+                    <a:blip r:embed="rId13"/>
                     <a:stretch>
                       <a:fillRect/>
                     </a:stretch>
@@ -3671,7 +3711,7 @@
       </w:r>
     </w:p>
     <w:p>
-      <w:hyperlink r:id="rId13" w:history="1">
+      <w:hyperlink r:id="rId14" w:history="1">
         <w:r>
           <w:rPr>
             <w:rStyle w:val="Hipervnculo"/>
@@ -3701,7 +3741,7 @@
                     <pic:cNvPicPr/>
                   </pic:nvPicPr>
                   <pic:blipFill>
-                    <a:blip r:embed="rId14"/>
+                    <a:blip r:embed="rId15"/>
                     <a:stretch>
                       <a:fillRect/>
                     </a:stretch>
@@ -3884,7 +3924,7 @@
                     <pic:cNvPicPr/>
                   </pic:nvPicPr>
                   <pic:blipFill>
-                    <a:blip r:embed="rId15"/>
+                    <a:blip r:embed="rId16"/>
                     <a:stretch>
                       <a:fillRect/>
                     </a:stretch>
@@ -4081,7 +4121,7 @@
                     <pic:cNvPicPr/>
                   </pic:nvPicPr>
                   <pic:blipFill>
-                    <a:blip r:embed="rId16"/>
+                    <a:blip r:embed="rId17"/>
                     <a:stretch>
                       <a:fillRect/>
                     </a:stretch>
@@ -4173,7 +4213,7 @@
                     <pic:cNvPicPr/>
                   </pic:nvPicPr>
                   <pic:blipFill>
-                    <a:blip r:embed="rId17"/>
+                    <a:blip r:embed="rId18"/>
                     <a:stretch>
                       <a:fillRect/>
                     </a:stretch>
@@ -4182,6 +4222,118 @@
                     <a:xfrm>
                       <a:off x="0" y="0"/>
                       <a:ext cx="5400040" cy="2444115"/>
+                    </a:xfrm>
+                    <a:prstGeom prst="rect">
+                      <a:avLst/>
+                    </a:prstGeom>
+                  </pic:spPr>
+                </pic:pic>
+              </a:graphicData>
+            </a:graphic>
+          </wp:inline>
+        </w:drawing>
+      </w:r>
+    </w:p>
+    <w:p>
+      <w:pPr>
+        <w:rPr>
+          <w:lang w:val="en-US"/>
+        </w:rPr>
+      </w:pPr>
+      <w:r>
+        <w:rPr>
+          <w:lang w:val="en-US"/>
+        </w:rPr>
+        <w:t>.\grpcurl.exe -plaintext localhost:9090 list</w:t>
+      </w:r>
+      <w:r>
+        <w:rPr>
+          <w:lang w:val="en-US"/>
+        </w:rPr>
+        <w:br/>
+      </w:r>
+      <w:r>
+        <w:rPr>
+          <w:lang w:val="en-US"/>
+        </w:rPr>
+        <w:br/>
+      </w:r>
+      <w:r>
+        <w:rPr>
+          <w:color w:val="EE0000"/>
+          <w:lang w:val="en-US"/>
+        </w:rPr>
+        <w:t>y:</w:t>
+      </w:r>
+      <w:r>
+        <w:rPr>
+          <w:lang w:val="en-US"/>
+        </w:rPr>
+        <w:br/>
+      </w:r>
+      <w:r>
+        <w:rPr>
+          <w:lang w:val="en-US"/>
+        </w:rPr>
+        <w:br/>
+      </w:r>
+      <w:r>
+        <w:rPr>
+          <w:lang w:val="en-US"/>
+        </w:rPr>
+        <w:t xml:space="preserve">grpcurl.exe -plaintext -d "{}" localhost:9090 </w:t>
+      </w:r>
+      <w:proofErr w:type="spellStart"/>
+      <w:r>
+        <w:rPr>
+          <w:lang w:val="en-US"/>
+        </w:rPr>
+        <w:t>EmpleadoService</w:t>
+      </w:r>
+      <w:proofErr w:type="spellEnd"/>
+      <w:r>
+        <w:rPr>
+          <w:lang w:val="en-US"/>
+        </w:rPr>
+        <w:t>/</w:t>
+      </w:r>
+      <w:proofErr w:type="spellStart"/>
+      <w:r>
+        <w:rPr>
+          <w:lang w:val="en-US"/>
+        </w:rPr>
+        <w:t>ListEmpleados</w:t>
+      </w:r>
+      <w:proofErr w:type="spellEnd"/>
+    </w:p>
+    <w:p>
+      <w:r>
+        <w:lastRenderedPageBreak/>
+        <w:drawing>
+          <wp:inline distT="0" distB="0" distL="0" distR="0" wp14:anchorId="4207614E" wp14:editId="66999EBF">
+            <wp:extent cx="5400040" cy="2079625"/>
+            <wp:effectExtent l="0" t="0" r="0" b="0"/>
+            <wp:docPr id="1203101538" name="Imagen 1"/>
+            <wp:cNvGraphicFramePr>
+              <a:graphicFrameLocks xmlns:a="http://schemas.openxmlformats.org/drawingml/2006/main" noChangeAspect="1"/>
+            </wp:cNvGraphicFramePr>
+            <a:graphic xmlns:a="http://schemas.openxmlformats.org/drawingml/2006/main">
+              <a:graphicData uri="http://schemas.openxmlformats.org/drawingml/2006/picture">
+                <pic:pic xmlns:pic="http://schemas.openxmlformats.org/drawingml/2006/picture">
+                  <pic:nvPicPr>
+                    <pic:cNvPr id="1203101538" name=""/>
+                    <pic:cNvPicPr/>
+                  </pic:nvPicPr>
+                  <pic:blipFill>
+                    <a:blip r:embed="rId19"/>
+                    <a:stretch>
+                      <a:fillRect/>
+                    </a:stretch>
+                  </pic:blipFill>
+                  <pic:spPr>
+                    <a:xfrm>
+                      <a:off x="0" y="0"/>
+                      <a:ext cx="5400040" cy="2079625"/>
                     </a:xfrm>
                     <a:prstGeom prst="rect">
                       <a:avLst/>
